--- a/DFT_paper_revision/response_to_audit/Response_to_AI_PreSubmission_Review.docx
+++ b/DFT_paper_revision/response_to_audit/Response_to_AI_PreSubmission_Review.docx
@@ -2280,7 +2280,7 @@
         <w:t xml:space="preserve"> </w:t>
       </w:r>
       <w:r>
-        <w:t xml:space="preserve">see the table below. Jobs 1–5 can all run in the background on the desktop. Their results drop into the existing</w:t>
+        <w:t xml:space="preserve">see the table below. Jobs 1–5 (the default queue) can all run in the background on the desktop. Their results drop into the existing</w:t>
       </w:r>
       <w:r>
         <w:t xml:space="preserve"> </w:t>
@@ -2324,7 +2324,7 @@
         <w:pStyle w:val="BodyText"/>
       </w:pPr>
       <w:r>
-        <w:t xml:space="preserve">Estimates are scaled from the authors’ measured times on the i5-3570 (SI Table S6). Two D3 Γ single points took about 12 h together and a production relaxation about 3 days. Higher cut-offs are scaled by (E_cut/40 Ry)^1.5.</w:t>
+        <w:t xml:space="preserve">Estimates are scaled from the authors’ measured times on the i5-3570 (SI Table S6): a Γ SCF from scratch takes 3–6 h at 40 Ry and a production relaxation about 3 days. Higher cut-offs are scaled by (E_cut/40 Ry)^1.5. They are the figures in</w:t>
       </w:r>
       <w:r>
         <w:t xml:space="preserve"> </w:t>
@@ -2336,10 +2336,7 @@
         <w:t xml:space="preserve">revision_calculations/README.md</w:t>
       </w:r>
       <w:r>
-        <w:t xml:space="preserve"> </w:t>
-      </w:r>
-      <w:r>
-        <w:t xml:space="preserve">has the final figures.</w:t>
+        <w:t xml:space="preserve">, which runs the jobs in its own order (1 to 5, then P2). All five P1 jobs run unattended in one queue; a restarted queue skips finished runs.</w:t>
       </w:r>
     </w:p>
     <w:tbl>
@@ -2350,11 +2347,10 @@
         <w:jc w:val="start"/>
       </w:tblPr>
       <w:tblGrid>
-        <w:gridCol w:w="1584"/>
-        <w:gridCol w:w="1584"/>
-        <w:gridCol w:w="1584"/>
-        <w:gridCol w:w="1584"/>
-        <w:gridCol w:w="1584"/>
+        <w:gridCol w:w="1980"/>
+        <w:gridCol w:w="1980"/>
+        <w:gridCol w:w="1980"/>
+        <w:gridCol w:w="1980"/>
       </w:tblGrid>
       <w:tr>
         <w:trPr>
@@ -2368,18 +2364,6 @@
               <w:jc w:val="left"/>
             </w:pPr>
             <w:r>
-              <w:t xml:space="preserve">Order</w:t>
-            </w:r>
-          </w:p>
-        </w:tc>
-        <w:tc>
-          <w:tcPr/>
-          <w:p>
-            <w:pPr>
-              <w:pStyle w:val="Compact"/>
-              <w:jc w:val="left"/>
-            </w:pPr>
-            <w:r>
               <w:t xml:space="preserve">Job</w:t>
             </w:r>
           </w:p>
@@ -2430,55 +2414,43 @@
               <w:jc w:val="left"/>
             </w:pPr>
             <w:r>
-              <w:t xml:space="preserve">1</w:t>
-            </w:r>
-          </w:p>
-        </w:tc>
-        <w:tc>
-          <w:tcPr/>
-          <w:p>
-            <w:pPr>
-              <w:pStyle w:val="Compact"/>
-              <w:jc w:val="left"/>
-            </w:pPr>
-            <w:r>
-              <w:t xml:space="preserve">2: Pristine V_O, 2×2×2</w:t>
-            </w:r>
-          </w:p>
-        </w:tc>
-        <w:tc>
-          <w:tcPr/>
-          <w:p>
-            <w:pPr>
-              <w:pStyle w:val="Compact"/>
-              <w:jc w:val="left"/>
-            </w:pPr>
-            <w:r>
-              <w:t xml:space="preserve">1 SCF</w:t>
-            </w:r>
-          </w:p>
-        </w:tc>
-        <w:tc>
-          <w:tcPr/>
-          <w:p>
-            <w:pPr>
-              <w:pStyle w:val="Compact"/>
-              <w:jc w:val="left"/>
-            </w:pPr>
-            <w:r>
-              <w:t xml:space="preserve">3–6 h</w:t>
-            </w:r>
-          </w:p>
-        </w:tc>
-        <w:tc>
-          <w:tcPr/>
-          <w:p>
-            <w:pPr>
-              <w:pStyle w:val="Compact"/>
-              <w:jc w:val="left"/>
-            </w:pPr>
-            <w:r>
-              <w:t xml:space="preserve">Table 2 footnote a; Limitation (ii)</w:t>
+              <w:t xml:space="preserve">1: cut-off 55/70 Ry, with 40 Ry reference single points on the same geometries and O₂ at 40/55/70 Ry</w:t>
+            </w:r>
+          </w:p>
+        </w:tc>
+        <w:tc>
+          <w:tcPr/>
+          <w:p>
+            <w:pPr>
+              <w:pStyle w:val="Compact"/>
+              <w:jc w:val="left"/>
+            </w:pPr>
+            <w:r>
+              <w:t xml:space="preserve">8 + 4 + 3 SCF</w:t>
+            </w:r>
+          </w:p>
+        </w:tc>
+        <w:tc>
+          <w:tcPr/>
+          <w:p>
+            <w:pPr>
+              <w:pStyle w:val="Compact"/>
+              <w:jc w:val="left"/>
+            </w:pPr>
+            <w:r>
+              <w:t xml:space="preserve">2.5–5 days</w:t>
+            </w:r>
+          </w:p>
+        </w:tc>
+        <w:tc>
+          <w:tcPr/>
+          <w:p>
+            <w:pPr>
+              <w:pStyle w:val="Compact"/>
+              <w:jc w:val="left"/>
+            </w:pPr>
+            <w:r>
+              <w:t xml:space="preserve">§2.1; Limitation (iii); uncertainty paragraph</w:t>
             </w:r>
           </w:p>
         </w:tc>
@@ -2492,55 +2464,43 @@
               <w:jc w:val="left"/>
             </w:pPr>
             <w:r>
-              <w:t xml:space="preserve">2</w:t>
-            </w:r>
-          </w:p>
-        </w:tc>
-        <w:tc>
-          <w:tcPr/>
-          <w:p>
-            <w:pPr>
-              <w:pStyle w:val="Compact"/>
-              <w:jc w:val="left"/>
-            </w:pPr>
-            <w:r>
-              <w:t xml:space="preserve">4: D3 on Pr_perfect, Rb_perfect, O₂</w:t>
-            </w:r>
-          </w:p>
-        </w:tc>
-        <w:tc>
-          <w:tcPr/>
-          <w:p>
-            <w:pPr>
-              <w:pStyle w:val="Compact"/>
-              <w:jc w:val="left"/>
-            </w:pPr>
-            <w:r>
-              <w:t xml:space="preserve">3 SCF</w:t>
-            </w:r>
-          </w:p>
-        </w:tc>
-        <w:tc>
-          <w:tcPr/>
-          <w:p>
-            <w:pPr>
-              <w:pStyle w:val="Compact"/>
-              <w:jc w:val="left"/>
-            </w:pPr>
-            <w:r>
-              <w:t xml:space="preserve">12–15 h</w:t>
-            </w:r>
-          </w:p>
-        </w:tc>
-        <w:tc>
-          <w:tcPr/>
-          <w:p>
-            <w:pPr>
-              <w:pStyle w:val="Compact"/>
-              <w:jc w:val="left"/>
-            </w:pPr>
-            <w:r>
-              <w:t xml:space="preserve">D3-corrected E_f; Limitation (xii)</w:t>
+              <w:t xml:space="preserve">2: Pristine V_O, 2×2×2</w:t>
+            </w:r>
+          </w:p>
+        </w:tc>
+        <w:tc>
+          <w:tcPr/>
+          <w:p>
+            <w:pPr>
+              <w:pStyle w:val="Compact"/>
+              <w:jc w:val="left"/>
+            </w:pPr>
+            <w:r>
+              <w:t xml:space="preserve">1 SCF</w:t>
+            </w:r>
+          </w:p>
+        </w:tc>
+        <w:tc>
+          <w:tcPr/>
+          <w:p>
+            <w:pPr>
+              <w:pStyle w:val="Compact"/>
+              <w:jc w:val="left"/>
+            </w:pPr>
+            <w:r>
+              <w:t xml:space="preserve">3–8 h</w:t>
+            </w:r>
+          </w:p>
+        </w:tc>
+        <w:tc>
+          <w:tcPr/>
+          <w:p>
+            <w:pPr>
+              <w:pStyle w:val="Compact"/>
+              <w:jc w:val="left"/>
+            </w:pPr>
+            <w:r>
+              <w:t xml:space="preserve">Table 2 footnote a; Limitation (ii)</w:t>
             </w:r>
           </w:p>
         </w:tc>
@@ -2554,18 +2514,6 @@
               <w:jc w:val="left"/>
             </w:pPr>
             <w:r>
-              <w:t xml:space="preserve">3</w:t>
-            </w:r>
-          </w:p>
-        </w:tc>
-        <w:tc>
-          <w:tcPr/>
-          <w:p>
-            <w:pPr>
-              <w:pStyle w:val="Compact"/>
-              <w:jc w:val="left"/>
-            </w:pPr>
-            <w:r>
               <w:t xml:space="preserve">3: smearing tests, Pr cells</w:t>
             </w:r>
           </w:p>
@@ -2616,19 +2564,7 @@
               <w:jc w:val="left"/>
             </w:pPr>
             <w:r>
-              <w:t xml:space="preserve">4</w:t>
-            </w:r>
-          </w:p>
-        </w:tc>
-        <w:tc>
-          <w:tcPr/>
-          <w:p>
-            <w:pPr>
-              <w:pStyle w:val="Compact"/>
-              <w:jc w:val="left"/>
-            </w:pPr>
-            <w:r>
-              <w:t xml:space="preserve">5: nosym, O-seeded Rb cells</w:t>
+              <w:t xml:space="preserve">4: D3 on Pr_perfect, Rb_perfect, O₂</w:t>
             </w:r>
           </w:p>
         </w:tc>
@@ -2652,19 +2588,19 @@
               <w:jc w:val="left"/>
             </w:pPr>
             <w:r>
-              <w:t xml:space="preserve">9–18 h</w:t>
-            </w:r>
-          </w:p>
-        </w:tc>
-        <w:tc>
-          <w:tcPr/>
-          <w:p>
-            <w:pPr>
-              <w:pStyle w:val="Compact"/>
-              <w:jc w:val="left"/>
-            </w:pPr>
-            <w:r>
-              <w:t xml:space="preserve">§3.6; Limitations (v), (xiii)</w:t>
+              <w:t xml:space="preserve">7–14 h</w:t>
+            </w:r>
+          </w:p>
+        </w:tc>
+        <w:tc>
+          <w:tcPr/>
+          <w:p>
+            <w:pPr>
+              <w:pStyle w:val="Compact"/>
+              <w:jc w:val="left"/>
+            </w:pPr>
+            <w:r>
+              <w:t xml:space="preserve">D3-corrected E_f; Limitation (xii)</w:t>
             </w:r>
           </w:p>
         </w:tc>
@@ -2678,55 +2614,43 @@
               <w:jc w:val="left"/>
             </w:pPr>
             <w:r>
-              <w:t xml:space="preserve">5</w:t>
-            </w:r>
-          </w:p>
-        </w:tc>
-        <w:tc>
-          <w:tcPr/>
-          <w:p>
-            <w:pPr>
-              <w:pStyle w:val="Compact"/>
-              <w:jc w:val="left"/>
-            </w:pPr>
-            <w:r>
-              <w:t xml:space="preserve">1: cut-off 55/70 Ry (+ O₂)</w:t>
-            </w:r>
-          </w:p>
-        </w:tc>
-        <w:tc>
-          <w:tcPr/>
-          <w:p>
-            <w:pPr>
-              <w:pStyle w:val="Compact"/>
-              <w:jc w:val="left"/>
-            </w:pPr>
-            <w:r>
-              <w:t xml:space="preserve">8 + 2 SCF</w:t>
-            </w:r>
-          </w:p>
-        </w:tc>
-        <w:tc>
-          <w:tcPr/>
-          <w:p>
-            <w:pPr>
-              <w:pStyle w:val="Compact"/>
-              <w:jc w:val="left"/>
-            </w:pPr>
-            <w:r>
-              <w:t xml:space="preserve">2–4 days</w:t>
-            </w:r>
-          </w:p>
-        </w:tc>
-        <w:tc>
-          <w:tcPr/>
-          <w:p>
-            <w:pPr>
-              <w:pStyle w:val="Compact"/>
-              <w:jc w:val="left"/>
-            </w:pPr>
-            <w:r>
-              <w:t xml:space="preserve">§2.1; Limitation (iii); uncertainty paragraph</w:t>
+              <w:t xml:space="preserve">5: nosym, O-seeded Rb cells</w:t>
+            </w:r>
+          </w:p>
+        </w:tc>
+        <w:tc>
+          <w:tcPr/>
+          <w:p>
+            <w:pPr>
+              <w:pStyle w:val="Compact"/>
+              <w:jc w:val="left"/>
+            </w:pPr>
+            <w:r>
+              <w:t xml:space="preserve">3 SCF</w:t>
+            </w:r>
+          </w:p>
+        </w:tc>
+        <w:tc>
+          <w:tcPr/>
+          <w:p>
+            <w:pPr>
+              <w:pStyle w:val="Compact"/>
+              <w:jc w:val="left"/>
+            </w:pPr>
+            <w:r>
+              <w:t xml:space="preserve">12–24 h</w:t>
+            </w:r>
+          </w:p>
+        </w:tc>
+        <w:tc>
+          <w:tcPr/>
+          <w:p>
+            <w:pPr>
+              <w:pStyle w:val="Compact"/>
+              <w:jc w:val="left"/>
+            </w:pPr>
+            <w:r>
+              <w:t xml:space="preserve">§3.6; Limitations (v), (xiii)</w:t>
             </w:r>
           </w:p>
         </w:tc>
@@ -2740,56 +2664,52 @@
               <w:jc w:val="left"/>
             </w:pPr>
             <w:r>
-              <w:t xml:space="preserve">—</w:t>
-            </w:r>
-          </w:p>
-        </w:tc>
-        <w:tc>
-          <w:tcPr/>
-          <w:p>
-            <w:pPr>
-              <w:pStyle w:val="Compact"/>
-              <w:jc w:val="left"/>
-            </w:pPr>
-            <w:r>
-              <w:t xml:space="preserve">6: nosym re-relaxation (only if job 5 is lower)</w:t>
-            </w:r>
-          </w:p>
-        </w:tc>
-        <w:tc>
-          <w:tcPr/>
-          <w:p>
-            <w:pPr>
-              <w:pStyle w:val="Compact"/>
-              <w:jc w:val="left"/>
-            </w:pPr>
-            <w:r>
-              <w:t xml:space="preserve">1–2 relax</w:t>
-            </w:r>
-          </w:p>
-        </w:tc>
-        <w:tc>
-          <w:tcPr/>
-          <w:p>
-            <w:pPr>
-              <w:pStyle w:val="Compact"/>
-              <w:jc w:val="left"/>
-            </w:pPr>
-            <w:r>
-              <w:t xml:space="preserve">≈3 days each</w:t>
-            </w:r>
-          </w:p>
-        </w:tc>
-        <w:tc>
-          <w:tcPr/>
-          <w:p>
-            <w:pPr>
-              <w:pStyle w:val="Compact"/>
-              <w:jc w:val="left"/>
-            </w:pPr>
-            <w:r>
-              <w:t xml:space="preserve">§3.3, §3.6</w:t>
-            </w:r>
+              <w:rPr>
+                <w:bCs/>
+                <w:b/>
+              </w:rPr>
+              <w:t xml:space="preserve">P1 total (default queue)</w:t>
+            </w:r>
+          </w:p>
+        </w:tc>
+        <w:tc>
+          <w:tcPr/>
+          <w:p>
+            <w:pPr>
+              <w:pStyle w:val="Compact"/>
+              <w:jc w:val="left"/>
+            </w:pPr>
+            <w:r>
+              <w:rPr>
+                <w:bCs/>
+                <w:b/>
+              </w:rPr>
+              <w:t xml:space="preserve">26</w:t>
+            </w:r>
+          </w:p>
+        </w:tc>
+        <w:tc>
+          <w:tcPr/>
+          <w:p>
+            <w:pPr>
+              <w:pStyle w:val="Compact"/>
+              <w:jc w:val="left"/>
+            </w:pPr>
+            <w:r>
+              <w:rPr>
+                <w:bCs/>
+                <w:b/>
+              </w:rPr>
+              <w:t xml:space="preserve">4–8 days</w:t>
+            </w:r>
+          </w:p>
+        </w:tc>
+        <w:tc>
+          <w:tcPr/>
+          <w:p>
+            <w:pPr>
+              <w:pStyle w:val="Compact"/>
+            </w:pPr>
           </w:p>
         </w:tc>
       </w:tr>
@@ -2802,55 +2722,43 @@
               <w:jc w:val="left"/>
             </w:pPr>
             <w:r>
-              <w:t xml:space="preserve">—</w:t>
-            </w:r>
-          </w:p>
-        </w:tc>
-        <w:tc>
-          <w:tcPr/>
-          <w:p>
-            <w:pPr>
-              <w:pStyle w:val="Compact"/>
-              <w:jc w:val="left"/>
-            </w:pPr>
-            <w:r>
-              <w:t xml:space="preserve">7: dual-U Pr_VO relaxation (+ dual-U O₂; 7b completes dual-U Rb_VO)</w:t>
-            </w:r>
-          </w:p>
-        </w:tc>
-        <w:tc>
-          <w:tcPr/>
-          <w:p>
-            <w:pPr>
-              <w:pStyle w:val="Compact"/>
-              <w:jc w:val="left"/>
-            </w:pPr>
-            <w:r>
-              <w:t xml:space="preserve">1–3</w:t>
-            </w:r>
-          </w:p>
-        </w:tc>
-        <w:tc>
-          <w:tcPr/>
-          <w:p>
-            <w:pPr>
-              <w:pStyle w:val="Compact"/>
-              <w:jc w:val="left"/>
-            </w:pPr>
-            <w:r>
-              <w:t xml:space="preserve">≈3 days per relaxation</w:t>
-            </w:r>
-          </w:p>
-        </w:tc>
-        <w:tc>
-          <w:tcPr/>
-          <w:p>
-            <w:pPr>
-              <w:pStyle w:val="Compact"/>
-              <w:jc w:val="left"/>
-            </w:pPr>
-            <w:r>
-              <w:t xml:space="preserve">§3.4; Limitation (vii)</w:t>
+              <w:t xml:space="preserve">6: nosym re-relaxation (only if job 5 is lower by &gt; 10⁻⁴ Ry)</w:t>
+            </w:r>
+          </w:p>
+        </w:tc>
+        <w:tc>
+          <w:tcPr/>
+          <w:p>
+            <w:pPr>
+              <w:pStyle w:val="Compact"/>
+              <w:jc w:val="left"/>
+            </w:pPr>
+            <w:r>
+              <w:t xml:space="preserve">0–2 relax</w:t>
+            </w:r>
+          </w:p>
+        </w:tc>
+        <w:tc>
+          <w:tcPr/>
+          <w:p>
+            <w:pPr>
+              <w:pStyle w:val="Compact"/>
+              <w:jc w:val="left"/>
+            </w:pPr>
+            <w:r>
+              <w:t xml:space="preserve">1–3 days each</w:t>
+            </w:r>
+          </w:p>
+        </w:tc>
+        <w:tc>
+          <w:tcPr/>
+          <w:p>
+            <w:pPr>
+              <w:pStyle w:val="Compact"/>
+              <w:jc w:val="left"/>
+            </w:pPr>
+            <w:r>
+              <w:t xml:space="preserve">§3.3, §3.6</w:t>
             </w:r>
           </w:p>
         </w:tc>
@@ -2864,55 +2772,43 @@
               <w:jc w:val="left"/>
             </w:pPr>
             <w:r>
-              <w:t xml:space="preserve">—</w:t>
-            </w:r>
-          </w:p>
-        </w:tc>
-        <w:tc>
-          <w:tcPr/>
-          <w:p>
-            <w:pPr>
-              <w:pStyle w:val="Compact"/>
-              <w:jc w:val="left"/>
-            </w:pPr>
-            <w:r>
-              <w:t xml:space="preserve">8: re-relax to 0.001 Ry/Bohr</w:t>
-            </w:r>
-          </w:p>
-        </w:tc>
-        <w:tc>
-          <w:tcPr/>
-          <w:p>
-            <w:pPr>
-              <w:pStyle w:val="Compact"/>
-              <w:jc w:val="left"/>
-            </w:pPr>
-            <w:r>
-              <w:t xml:space="preserve">4 relax</w:t>
-            </w:r>
-          </w:p>
-        </w:tc>
-        <w:tc>
-          <w:tcPr/>
-          <w:p>
-            <w:pPr>
-              <w:pStyle w:val="Compact"/>
-              <w:jc w:val="left"/>
-            </w:pPr>
-            <w:r>
-              <w:t xml:space="preserve">1–3 days each</w:t>
-            </w:r>
-          </w:p>
-        </w:tc>
-        <w:tc>
-          <w:tcPr/>
-          <w:p>
-            <w:pPr>
-              <w:pStyle w:val="Compact"/>
-              <w:jc w:val="left"/>
-            </w:pPr>
-            <w:r>
-              <w:t xml:space="preserve">Limitation (iv)</w:t>
+              <w:t xml:space="preserve">7: dual-U Pr_VO relaxation + dual-U O₂</w:t>
+            </w:r>
+          </w:p>
+        </w:tc>
+        <w:tc>
+          <w:tcPr/>
+          <w:p>
+            <w:pPr>
+              <w:pStyle w:val="Compact"/>
+              <w:jc w:val="left"/>
+            </w:pPr>
+            <w:r>
+              <w:t xml:space="preserve">1 + 1</w:t>
+            </w:r>
+          </w:p>
+        </w:tc>
+        <w:tc>
+          <w:tcPr/>
+          <w:p>
+            <w:pPr>
+              <w:pStyle w:val="Compact"/>
+              <w:jc w:val="left"/>
+            </w:pPr>
+            <w:r>
+              <w:t xml:space="preserve">1–3 days</w:t>
+            </w:r>
+          </w:p>
+        </w:tc>
+        <w:tc>
+          <w:tcPr/>
+          <w:p>
+            <w:pPr>
+              <w:pStyle w:val="Compact"/>
+              <w:jc w:val="left"/>
+            </w:pPr>
+            <w:r>
+              <w:t xml:space="preserve">§3.4; Limitation (vii)</w:t>
             </w:r>
           </w:p>
         </w:tc>
@@ -2926,10 +2822,98 @@
               <w:jc w:val="left"/>
             </w:pPr>
             <w:r>
-              <w:t xml:space="preserve">—</w:t>
-            </w:r>
-          </w:p>
-        </w:tc>
+              <w:t xml:space="preserve">7b: finish dual-U Rb_VO (needs its output file name)</w:t>
+            </w:r>
+          </w:p>
+        </w:tc>
+        <w:tc>
+          <w:tcPr/>
+          <w:p>
+            <w:pPr>
+              <w:pStyle w:val="Compact"/>
+              <w:jc w:val="left"/>
+            </w:pPr>
+            <w:r>
+              <w:t xml:space="preserve">0–1</w:t>
+            </w:r>
+          </w:p>
+        </w:tc>
+        <w:tc>
+          <w:tcPr/>
+          <w:p>
+            <w:pPr>
+              <w:pStyle w:val="Compact"/>
+              <w:jc w:val="left"/>
+            </w:pPr>
+            <w:r>
+              <w:t xml:space="preserve">0.5–2 days</w:t>
+            </w:r>
+          </w:p>
+        </w:tc>
+        <w:tc>
+          <w:tcPr/>
+          <w:p>
+            <w:pPr>
+              <w:pStyle w:val="Compact"/>
+              <w:jc w:val="left"/>
+            </w:pPr>
+            <w:r>
+              <w:t xml:space="preserve">§3.4; Table S5</w:t>
+            </w:r>
+          </w:p>
+        </w:tc>
+      </w:tr>
+      <w:tr>
+        <w:tc>
+          <w:tcPr/>
+          <w:p>
+            <w:pPr>
+              <w:pStyle w:val="Compact"/>
+              <w:jc w:val="left"/>
+            </w:pPr>
+            <w:r>
+              <w:t xml:space="preserve">8: re-relax the four doped cells to 0.001 Ry/Bohr</w:t>
+            </w:r>
+          </w:p>
+        </w:tc>
+        <w:tc>
+          <w:tcPr/>
+          <w:p>
+            <w:pPr>
+              <w:pStyle w:val="Compact"/>
+              <w:jc w:val="left"/>
+            </w:pPr>
+            <w:r>
+              <w:t xml:space="preserve">4 relax</w:t>
+            </w:r>
+          </w:p>
+        </w:tc>
+        <w:tc>
+          <w:tcPr/>
+          <w:p>
+            <w:pPr>
+              <w:pStyle w:val="Compact"/>
+              <w:jc w:val="left"/>
+            </w:pPr>
+            <w:r>
+              <w:t xml:space="preserve">2–6 days</w:t>
+            </w:r>
+          </w:p>
+        </w:tc>
+        <w:tc>
+          <w:tcPr/>
+          <w:p>
+            <w:pPr>
+              <w:pStyle w:val="Compact"/>
+              <w:jc w:val="left"/>
+            </w:pPr>
+            <w:r>
+              <w:t xml:space="preserve">Limitation (iv)</w:t>
+            </w:r>
+          </w:p>
+        </w:tc>
+      </w:tr>
+      <w:tr>
         <w:tc>
           <w:tcPr/>
           <w:p>
@@ -2950,19 +2934,19 @@
               <w:jc w:val="left"/>
             </w:pPr>
             <w:r>
-              <w:t xml:space="preserve">HPC</w:t>
-            </w:r>
-          </w:p>
-        </w:tc>
-        <w:tc>
-          <w:tcPr/>
-          <w:p>
-            <w:pPr>
-              <w:pStyle w:val="Compact"/>
-              <w:jc w:val="left"/>
-            </w:pPr>
-            <w:r>
-              <w:t xml:space="preserve">not for the desktop</w:t>
+              <w:t xml:space="preserve">1 + 1</w:t>
+            </w:r>
+          </w:p>
+        </w:tc>
+        <w:tc>
+          <w:tcPr/>
+          <w:p>
+            <w:pPr>
+              <w:pStyle w:val="Compact"/>
+              <w:jc w:val="left"/>
+            </w:pPr>
+            <w:r>
+              <w:t xml:space="preserve">HPC: 1–3 h per node (desktop 0.5–1.5 days, memory-limited)</w:t>
             </w:r>
           </w:p>
         </w:tc>
@@ -2985,7 +2969,7 @@
         <w:pStyle w:val="BodyText"/>
       </w:pPr>
       <w:r>
-        <w:t xml:space="preserve">Jobs 2, 4, 3, 5 and 1 together take about 4–7 days of continuous running. The cheaper jobs come first, so partial results are useful if the queue is stopped early.</w:t>
+        <w:t xml:space="preserve">The 40 Ry reference runs in job 1 are fresh single points on the production geometries. The production energies are relaxation endpoints and differ from fresh single points by 0.5 mRy (Rb_VO) and 2.8 mRy (Pr_VO; Table S2a). With the references, every cut-off comparison is like for like.</w:t>
       </w:r>
     </w:p>
     <w:p>

--- a/DFT_paper_revision/response_to_audit/Response_to_AI_PreSubmission_Review.docx
+++ b/DFT_paper_revision/response_to_audit/Response_to_AI_PreSubmission_Review.docx
@@ -549,7 +549,29 @@
         <w:t xml:space="preserve"> </w:t>
       </w:r>
       <w:r>
-        <w:t xml:space="preserve">The note on the hybrid run now matches the removal in item 4. Limitation (ix) had a comma splice, now fixed.</w:t>
+        <w:t xml:space="preserve">The hybrid run’s recorded settings (input_dft, exx_fraction, screening parameter, same PAW datasets) are stated, with the reason its total is not comparable with the PBE+U total. Limitation (ix) had a comma splice, now fixed.</w:t>
+      </w:r>
+    </w:p>
+    <w:p>
+      <w:pPr>
+        <w:numPr>
+          <w:ilvl w:val="0"/>
+          <w:numId w:val="1001"/>
+        </w:numPr>
+        <w:pStyle w:val="Compact"/>
+      </w:pPr>
+      <w:r>
+        <w:rPr>
+          <w:bCs/>
+          <w:b/>
+        </w:rPr>
+        <w:t xml:space="preserve">Pristine reference (found while clearing the author notes).</w:t>
+      </w:r>
+      <w:r>
+        <w:t xml:space="preserve"> </w:t>
+      </w:r>
+      <w:r>
+        <w:t xml:space="preserve">The run log shows that the production pristine perfect cell is an unrelaxed single point (F_max 0.0225 Ry/Bohr). The manuscript now states this and labels the pristine E_f (+4.74 eV) and the two reductions measured from it as lower bounds; job 0 relaxes the cell. The doped-cell values and the Pr–Rb contrast do not involve this cell.</w:t>
       </w:r>
     </w:p>
     <w:p>
@@ -648,6 +670,44 @@
               <w:jc w:val="left"/>
             </w:pPr>
             <w:r>
+              <w:t xml:space="preserve">0</w:t>
+            </w:r>
+          </w:p>
+        </w:tc>
+        <w:tc>
+          <w:tcPr/>
+          <w:p>
+            <w:pPr>
+              <w:pStyle w:val="Compact"/>
+              <w:jc w:val="left"/>
+            </w:pPr>
+            <w:r>
+              <w:t xml:space="preserve">Relaxation of the pristine perfect cell, whose production energy is an unrelaxed single point</w:t>
+            </w:r>
+          </w:p>
+        </w:tc>
+        <w:tc>
+          <w:tcPr/>
+          <w:p>
+            <w:pPr>
+              <w:pStyle w:val="Compact"/>
+              <w:jc w:val="left"/>
+            </w:pPr>
+            <w:r>
+              <w:t xml:space="preserve">W1 (forces); item 10 above</w:t>
+            </w:r>
+          </w:p>
+        </w:tc>
+      </w:tr>
+      <w:tr>
+        <w:tc>
+          <w:tcPr/>
+          <w:p>
+            <w:pPr>
+              <w:pStyle w:val="Compact"/>
+              <w:jc w:val="left"/>
+            </w:pPr>
+            <w:r>
               <w:t xml:space="preserve">1</w:t>
             </w:r>
           </w:p>
@@ -2336,7 +2396,7 @@
         <w:t xml:space="preserve">revision_calculations/README.md</w:t>
       </w:r>
       <w:r>
-        <w:t xml:space="preserve">, which runs the jobs in its own order (1 to 5, then P2). All five P1 jobs run unattended in one queue; a restarted queue skips finished runs.</w:t>
+        <w:t xml:space="preserve">, which runs the jobs in its own order (1 to 5, then P2). All six P1 jobs run unattended in one queue; a restarted queue skips finished runs.</w:t>
       </w:r>
     </w:p>
     <w:tbl>
@@ -2514,6 +2574,56 @@
               <w:jc w:val="left"/>
             </w:pPr>
             <w:r>
+              <w:t xml:space="preserve">0: relax the pristine perfect cell</w:t>
+            </w:r>
+          </w:p>
+        </w:tc>
+        <w:tc>
+          <w:tcPr/>
+          <w:p>
+            <w:pPr>
+              <w:pStyle w:val="Compact"/>
+              <w:jc w:val="left"/>
+            </w:pPr>
+            <w:r>
+              <w:t xml:space="preserve">1 relax</w:t>
+            </w:r>
+          </w:p>
+        </w:tc>
+        <w:tc>
+          <w:tcPr/>
+          <w:p>
+            <w:pPr>
+              <w:pStyle w:val="Compact"/>
+              <w:jc w:val="left"/>
+            </w:pPr>
+            <w:r>
+              <w:t xml:space="preserve">1–3 days</w:t>
+            </w:r>
+          </w:p>
+        </w:tc>
+        <w:tc>
+          <w:tcPr/>
+          <w:p>
+            <w:pPr>
+              <w:pStyle w:val="Compact"/>
+              <w:jc w:val="left"/>
+            </w:pPr>
+            <w:r>
+              <w:t xml:space="preserve">Table 2; §2.6; §3.2; §4.1; Limitation (iv)</w:t>
+            </w:r>
+          </w:p>
+        </w:tc>
+      </w:tr>
+      <w:tr>
+        <w:tc>
+          <w:tcPr/>
+          <w:p>
+            <w:pPr>
+              <w:pStyle w:val="Compact"/>
+              <w:jc w:val="left"/>
+            </w:pPr>
+            <w:r>
               <w:t xml:space="preserve">3: smearing tests, Pr cells</w:t>
             </w:r>
           </w:p>
@@ -2684,7 +2794,7 @@
                 <w:bCs/>
                 <w:b/>
               </w:rPr>
-              <w:t xml:space="preserve">26</w:t>
+              <w:t xml:space="preserve">27</w:t>
             </w:r>
           </w:p>
         </w:tc>
@@ -2700,7 +2810,7 @@
                 <w:bCs/>
                 <w:b/>
               </w:rPr>
-              <w:t xml:space="preserve">4–8 days</w:t>
+              <w:t xml:space="preserve">5–11 days</w:t>
             </w:r>
           </w:p>
         </w:tc>
